--- a/README.docx
+++ b/README.docx
@@ -47,6 +47,7 @@
       </w:pPr>
       <w:r>
         <w:rPr>
+          <w:noProof/>
           <w:lang w:val="en-US"/>
         </w:rPr>
         <w:drawing>
@@ -101,6 +102,7 @@
       </w:pPr>
       <w:r>
         <w:rPr>
+          <w:noProof/>
           <w:lang w:val="en-US"/>
         </w:rPr>
         <w:drawing>
@@ -157,33 +159,75 @@
         <w:rPr>
           <w:lang w:val="en-US"/>
         </w:rPr>
-        <w:t>LULC – with &amp; without *builtup*</w:t>
-      </w:r>
-    </w:p>
-    <w:p>
-      <w:pPr>
-        <w:rPr>
-          <w:lang w:val="en-US"/>
-        </w:rPr>
-      </w:pPr>
-      <w:r>
-        <w:rPr>
-          <w:lang w:val="en-US"/>
-        </w:rPr>
-        <w:t>DIVA GIS for River (Brahmaputra .shp)</w:t>
-      </w:r>
-    </w:p>
-    <w:p>
-      <w:pPr>
-        <w:rPr>
-          <w:lang w:val="en-US"/>
-        </w:rPr>
-      </w:pPr>
-      <w:r>
-        <w:rPr>
-          <w:lang w:val="en-US"/>
-        </w:rPr>
-        <w:t xml:space="preserve">Downloaded the River shp for distance from river </w:t>
+        <w:t>LULC – with &amp; without *</w:t>
+      </w:r>
+      <w:proofErr w:type="spellStart"/>
+      <w:r>
+        <w:rPr>
+          <w:lang w:val="en-US"/>
+        </w:rPr>
+        <w:t>builtup</w:t>
+      </w:r>
+      <w:proofErr w:type="spellEnd"/>
+      <w:r>
+        <w:rPr>
+          <w:lang w:val="en-US"/>
+        </w:rPr>
+        <w:t>*</w:t>
+      </w:r>
+    </w:p>
+    <w:p>
+      <w:pPr>
+        <w:rPr>
+          <w:lang w:val="en-US"/>
+        </w:rPr>
+      </w:pPr>
+      <w:r>
+        <w:rPr>
+          <w:lang w:val="en-US"/>
+        </w:rPr>
+        <w:t>DIVA GIS for River (Brahmaputra .</w:t>
+      </w:r>
+      <w:proofErr w:type="spellStart"/>
+      <w:r>
+        <w:rPr>
+          <w:lang w:val="en-US"/>
+        </w:rPr>
+        <w:t>shp</w:t>
+      </w:r>
+      <w:proofErr w:type="spellEnd"/>
+      <w:r>
+        <w:rPr>
+          <w:lang w:val="en-US"/>
+        </w:rPr>
+        <w:t>)</w:t>
+      </w:r>
+    </w:p>
+    <w:p>
+      <w:pPr>
+        <w:rPr>
+          <w:lang w:val="en-US"/>
+        </w:rPr>
+      </w:pPr>
+      <w:r>
+        <w:rPr>
+          <w:lang w:val="en-US"/>
+        </w:rPr>
+        <w:t xml:space="preserve">Downloaded the River </w:t>
+      </w:r>
+      <w:proofErr w:type="spellStart"/>
+      <w:r>
+        <w:rPr>
+          <w:lang w:val="en-US"/>
+        </w:rPr>
+        <w:t>shp</w:t>
+      </w:r>
+      <w:proofErr w:type="spellEnd"/>
+      <w:r>
+        <w:rPr>
+          <w:lang w:val="en-US"/>
+        </w:rPr>
+        <w:t xml:space="preserve"> for distance from river </w:t>
       </w:r>
       <w:r>
         <w:rPr>
@@ -200,6 +244,7 @@
       </w:pPr>
       <w:r>
         <w:rPr>
+          <w:noProof/>
           <w:lang w:val="en-US"/>
         </w:rPr>
         <w:lastRenderedPageBreak/>
@@ -328,6 +373,7 @@
       </w:r>
     </w:p>
     <w:p>
+      <w:proofErr w:type="gramStart"/>
       <w:r>
         <w:t xml:space="preserve">  </w:t>
       </w:r>
@@ -336,7 +382,15 @@
           <w:b/>
           <w:bCs/>
         </w:rPr>
-        <w:t>Source:</w:t>
+        <w:t>Source</w:t>
+      </w:r>
+      <w:proofErr w:type="gramEnd"/>
+      <w:r>
+        <w:rPr>
+          <w:b/>
+          <w:bCs/>
+        </w:rPr>
+        <w:t>:</w:t>
       </w:r>
       <w:r>
         <w:t xml:space="preserve"> </w:t>
@@ -351,6 +405,7 @@
       </w:hyperlink>
     </w:p>
     <w:p>
+      <w:proofErr w:type="gramStart"/>
       <w:r>
         <w:t xml:space="preserve">  </w:t>
       </w:r>
@@ -359,28 +414,22 @@
           <w:b/>
           <w:bCs/>
         </w:rPr>
-        <w:t>Coverage:</w:t>
-      </w:r>
-      <w:r>
-        <w:t xml:space="preserve"> Global, includes the Brahmaputra and all its tributaries.</w:t>
-      </w:r>
-    </w:p>
-    <w:p>
-      <w:r>
-        <w:t xml:space="preserve">  </w:t>
-      </w:r>
+        <w:t>Coverage</w:t>
+      </w:r>
+      <w:proofErr w:type="gramEnd"/>
       <w:r>
         <w:rPr>
           <w:b/>
           <w:bCs/>
         </w:rPr>
-        <w:t>Format:</w:t>
-      </w:r>
-      <w:r>
-        <w:t xml:space="preserve"> Shapefile (.shp)</w:t>
-      </w:r>
-    </w:p>
-    <w:p>
+        <w:t>:</w:t>
+      </w:r>
+      <w:r>
+        <w:t xml:space="preserve"> Global, includes the Brahmaputra and all its tributaries.</w:t>
+      </w:r>
+    </w:p>
+    <w:p>
+      <w:proofErr w:type="gramStart"/>
       <w:r>
         <w:t xml:space="preserve">  </w:t>
       </w:r>
@@ -389,22 +438,71 @@
           <w:b/>
           <w:bCs/>
         </w:rPr>
-        <w:t>Year:</w:t>
-      </w:r>
-      <w:r>
-        <w:t xml:space="preserve"> Based on SRTM data (~2000), but widely used for hydrological basins and river flow network.</w:t>
-      </w:r>
-    </w:p>
-    <w:p>
-      <w:r>
-        <w:t xml:space="preserve">  </w:t>
-      </w:r>
+        <w:t>Format</w:t>
+      </w:r>
+      <w:proofErr w:type="gramEnd"/>
       <w:r>
         <w:rPr>
           <w:b/>
           <w:bCs/>
         </w:rPr>
-        <w:t>How to Use:</w:t>
+        <w:t>:</w:t>
+      </w:r>
+      <w:r>
+        <w:t xml:space="preserve"> Shapefile (.</w:t>
+      </w:r>
+      <w:proofErr w:type="spellStart"/>
+      <w:r>
+        <w:t>shp</w:t>
+      </w:r>
+      <w:proofErr w:type="spellEnd"/>
+      <w:r>
+        <w:t>)</w:t>
+      </w:r>
+    </w:p>
+    <w:p>
+      <w:proofErr w:type="gramStart"/>
+      <w:r>
+        <w:t xml:space="preserve">  </w:t>
+      </w:r>
+      <w:r>
+        <w:rPr>
+          <w:b/>
+          <w:bCs/>
+        </w:rPr>
+        <w:t>Year</w:t>
+      </w:r>
+      <w:proofErr w:type="gramEnd"/>
+      <w:r>
+        <w:rPr>
+          <w:b/>
+          <w:bCs/>
+        </w:rPr>
+        <w:t>:</w:t>
+      </w:r>
+      <w:r>
+        <w:t xml:space="preserve"> Based on SRTM data (~2000), but widely used for hydrological basins and river flow network.</w:t>
+      </w:r>
+    </w:p>
+    <w:p>
+      <w:proofErr w:type="gramStart"/>
+      <w:r>
+        <w:t xml:space="preserve">  </w:t>
+      </w:r>
+      <w:r>
+        <w:rPr>
+          <w:b/>
+          <w:bCs/>
+        </w:rPr>
+        <w:t>How</w:t>
+      </w:r>
+      <w:proofErr w:type="gramEnd"/>
+      <w:r>
+        <w:rPr>
+          <w:b/>
+          <w:bCs/>
+        </w:rPr>
+        <w:t xml:space="preserve"> to Use:</w:t>
       </w:r>
     </w:p>
     <w:p>
@@ -417,12 +515,21 @@
       <w:r>
         <w:t xml:space="preserve">Download </w:t>
       </w:r>
+      <w:proofErr w:type="spellStart"/>
       <w:r>
         <w:rPr>
           <w:b/>
           <w:bCs/>
         </w:rPr>
-        <w:t>HydroRIVERS Asia</w:t>
+        <w:t>HydroRIVERS</w:t>
+      </w:r>
+      <w:proofErr w:type="spellEnd"/>
+      <w:r>
+        <w:rPr>
+          <w:b/>
+          <w:bCs/>
+        </w:rPr>
+        <w:t xml:space="preserve"> Asia</w:t>
       </w:r>
       <w:r>
         <w:t xml:space="preserve"> shapefile.</w:t>
@@ -491,11 +598,23 @@
     <w:p>
       <w:pPr>
         <w:rPr>
-          <w:lang w:val="en-US"/>
-        </w:rPr>
-      </w:pPr>
-      <w:r>
-        <w:rPr>
+          <w:rFonts w:ascii="Times New Roman" w:hAnsi="Times New Roman" w:cs="Times New Roman"/>
+          <w:b/>
+          <w:bCs/>
+          <w:sz w:val="28"/>
+          <w:szCs w:val="28"/>
+          <w:u w:val="single"/>
+          <w:lang w:val="en-US"/>
+        </w:rPr>
+      </w:pPr>
+      <w:r>
+        <w:rPr>
+          <w:rFonts w:ascii="Times New Roman" w:hAnsi="Times New Roman" w:cs="Times New Roman"/>
+          <w:b/>
+          <w:bCs/>
+          <w:sz w:val="28"/>
+          <w:szCs w:val="28"/>
+          <w:u w:val="single"/>
           <w:lang w:val="en-US"/>
         </w:rPr>
         <w:lastRenderedPageBreak/>
@@ -505,11 +624,23 @@
     <w:p>
       <w:pPr>
         <w:rPr>
-          <w:lang w:val="en-US"/>
-        </w:rPr>
-      </w:pPr>
-      <w:r>
-        <w:rPr>
+          <w:rFonts w:ascii="Times New Roman" w:hAnsi="Times New Roman" w:cs="Times New Roman"/>
+          <w:b/>
+          <w:bCs/>
+          <w:u w:val="single"/>
+          <w:lang w:val="en-US"/>
+        </w:rPr>
+      </w:pPr>
+    </w:p>
+    <w:p>
+      <w:pPr>
+        <w:rPr>
+          <w:lang w:val="en-US"/>
+        </w:rPr>
+      </w:pPr>
+      <w:r>
+        <w:rPr>
+          <w:noProof/>
           <w:lang w:val="en-US"/>
         </w:rPr>
         <w:drawing>
@@ -552,11 +683,33 @@
     <w:p>
       <w:pPr>
         <w:rPr>
-          <w:lang w:val="en-US"/>
-        </w:rPr>
-      </w:pPr>
-      <w:r>
-        <w:rPr>
+          <w:rFonts w:ascii="Times New Roman" w:hAnsi="Times New Roman" w:cs="Times New Roman"/>
+          <w:b/>
+          <w:bCs/>
+          <w:sz w:val="28"/>
+          <w:szCs w:val="28"/>
+          <w:u w:val="single"/>
+          <w:lang w:val="en-US"/>
+        </w:rPr>
+      </w:pPr>
+    </w:p>
+    <w:p>
+      <w:pPr>
+        <w:rPr>
+          <w:rFonts w:ascii="Times New Roman" w:hAnsi="Times New Roman" w:cs="Times New Roman"/>
+          <w:sz w:val="28"/>
+          <w:szCs w:val="28"/>
+          <w:lang w:val="en-US"/>
+        </w:rPr>
+      </w:pPr>
+      <w:r>
+        <w:rPr>
+          <w:rFonts w:ascii="Times New Roman" w:hAnsi="Times New Roman" w:cs="Times New Roman"/>
+          <w:b/>
+          <w:bCs/>
+          <w:sz w:val="28"/>
+          <w:szCs w:val="28"/>
+          <w:u w:val="single"/>
           <w:lang w:val="en-US"/>
         </w:rPr>
         <w:t>GEE RAINFALL MAP FROM CHIRPS</w:t>
@@ -611,7 +764,65 @@
         <w:rPr>
           <w:lang w:val="en-US"/>
         </w:rPr>
-        <w:t>var aoi = ee.FeatureCollection('users/yourusername/aoi');</w:t>
+        <w:t xml:space="preserve">var </w:t>
+      </w:r>
+      <w:proofErr w:type="spellStart"/>
+      <w:r>
+        <w:rPr>
+          <w:lang w:val="en-US"/>
+        </w:rPr>
+        <w:t>aoi</w:t>
+      </w:r>
+      <w:proofErr w:type="spellEnd"/>
+      <w:r>
+        <w:rPr>
+          <w:lang w:val="en-US"/>
+        </w:rPr>
+        <w:t xml:space="preserve"> = </w:t>
+      </w:r>
+      <w:proofErr w:type="spellStart"/>
+      <w:proofErr w:type="gramStart"/>
+      <w:r>
+        <w:rPr>
+          <w:lang w:val="en-US"/>
+        </w:rPr>
+        <w:t>ee.FeatureCollection</w:t>
+      </w:r>
+      <w:proofErr w:type="spellEnd"/>
+      <w:proofErr w:type="gramEnd"/>
+      <w:r>
+        <w:rPr>
+          <w:lang w:val="en-US"/>
+        </w:rPr>
+        <w:t>('users/</w:t>
+      </w:r>
+      <w:proofErr w:type="spellStart"/>
+      <w:r>
+        <w:rPr>
+          <w:lang w:val="en-US"/>
+        </w:rPr>
+        <w:t>yourusername</w:t>
+      </w:r>
+      <w:proofErr w:type="spellEnd"/>
+      <w:r>
+        <w:rPr>
+          <w:lang w:val="en-US"/>
+        </w:rPr>
+        <w:t>/</w:t>
+      </w:r>
+      <w:proofErr w:type="spellStart"/>
+      <w:r>
+        <w:rPr>
+          <w:lang w:val="en-US"/>
+        </w:rPr>
+        <w:t>aoi</w:t>
+      </w:r>
+      <w:proofErr w:type="spellEnd"/>
+      <w:r>
+        <w:rPr>
+          <w:lang w:val="en-US"/>
+        </w:rPr>
+        <w:t>');</w:t>
       </w:r>
     </w:p>
     <w:p>
@@ -657,20 +868,72 @@
         <w:rPr>
           <w:lang w:val="en-US"/>
         </w:rPr>
-        <w:t>var dailyRain = ee.ImageCollection("UCSB-CHG/CHIRPS/DAILY")</w:t>
-      </w:r>
-    </w:p>
-    <w:p>
-      <w:pPr>
-        <w:rPr>
-          <w:lang w:val="en-US"/>
-        </w:rPr>
-      </w:pPr>
-      <w:r>
-        <w:rPr>
-          <w:lang w:val="en-US"/>
-        </w:rPr>
-        <w:t xml:space="preserve">                 .filterDate('2017-01-01', '2017-12-31');</w:t>
+        <w:t xml:space="preserve">var </w:t>
+      </w:r>
+      <w:proofErr w:type="spellStart"/>
+      <w:r>
+        <w:rPr>
+          <w:lang w:val="en-US"/>
+        </w:rPr>
+        <w:t>dailyRain</w:t>
+      </w:r>
+      <w:proofErr w:type="spellEnd"/>
+      <w:r>
+        <w:rPr>
+          <w:lang w:val="en-US"/>
+        </w:rPr>
+        <w:t xml:space="preserve"> = </w:t>
+      </w:r>
+      <w:proofErr w:type="spellStart"/>
+      <w:proofErr w:type="gramStart"/>
+      <w:r>
+        <w:rPr>
+          <w:lang w:val="en-US"/>
+        </w:rPr>
+        <w:t>ee.ImageCollection</w:t>
+      </w:r>
+      <w:proofErr w:type="spellEnd"/>
+      <w:proofErr w:type="gramEnd"/>
+      <w:r>
+        <w:rPr>
+          <w:lang w:val="en-US"/>
+        </w:rPr>
+        <w:t>("UCSB-CHG/CHIRPS/DAILY")</w:t>
+      </w:r>
+    </w:p>
+    <w:p>
+      <w:pPr>
+        <w:rPr>
+          <w:lang w:val="en-US"/>
+        </w:rPr>
+      </w:pPr>
+      <w:r>
+        <w:rPr>
+          <w:lang w:val="en-US"/>
+        </w:rPr>
+        <w:t xml:space="preserve">                 </w:t>
+      </w:r>
+      <w:proofErr w:type="gramStart"/>
+      <w:r>
+        <w:rPr>
+          <w:lang w:val="en-US"/>
+        </w:rPr>
+        <w:t>.</w:t>
+      </w:r>
+      <w:proofErr w:type="spellStart"/>
+      <w:r>
+        <w:rPr>
+          <w:lang w:val="en-US"/>
+        </w:rPr>
+        <w:t>filterDate</w:t>
+      </w:r>
+      <w:proofErr w:type="spellEnd"/>
+      <w:proofErr w:type="gramEnd"/>
+      <w:r>
+        <w:rPr>
+          <w:lang w:val="en-US"/>
+        </w:rPr>
+        <w:t>('2017-01-01', '2017-12-31');</w:t>
       </w:r>
     </w:p>
     <w:p>
@@ -716,7 +979,57 @@
         <w:rPr>
           <w:lang w:val="en-US"/>
         </w:rPr>
-        <w:t>var annualRain = dailyRain.reduce(ee.Reducer.sum());</w:t>
+        <w:t xml:space="preserve">var </w:t>
+      </w:r>
+      <w:proofErr w:type="spellStart"/>
+      <w:r>
+        <w:rPr>
+          <w:lang w:val="en-US"/>
+        </w:rPr>
+        <w:t>annualRain</w:t>
+      </w:r>
+      <w:proofErr w:type="spellEnd"/>
+      <w:r>
+        <w:rPr>
+          <w:lang w:val="en-US"/>
+        </w:rPr>
+        <w:t xml:space="preserve"> = </w:t>
+      </w:r>
+      <w:proofErr w:type="spellStart"/>
+      <w:r>
+        <w:rPr>
+          <w:lang w:val="en-US"/>
+        </w:rPr>
+        <w:t>dailyRain.reduce</w:t>
+      </w:r>
+      <w:proofErr w:type="spellEnd"/>
+      <w:r>
+        <w:rPr>
+          <w:lang w:val="en-US"/>
+        </w:rPr>
+        <w:t>(</w:t>
+      </w:r>
+      <w:proofErr w:type="spellStart"/>
+      <w:proofErr w:type="gramStart"/>
+      <w:r>
+        <w:rPr>
+          <w:lang w:val="en-US"/>
+        </w:rPr>
+        <w:t>ee.Reducer.sum</w:t>
+      </w:r>
+      <w:proofErr w:type="spellEnd"/>
+      <w:r>
+        <w:rPr>
+          <w:lang w:val="en-US"/>
+        </w:rPr>
+        <w:t>(</w:t>
+      </w:r>
+      <w:proofErr w:type="gramEnd"/>
+      <w:r>
+        <w:rPr>
+          <w:lang w:val="en-US"/>
+        </w:rPr>
+        <w:t>));</w:t>
       </w:r>
     </w:p>
     <w:p>
@@ -762,329 +1075,596 @@
         <w:rPr>
           <w:lang w:val="en-US"/>
         </w:rPr>
+        <w:t xml:space="preserve">var </w:t>
+      </w:r>
+      <w:proofErr w:type="spellStart"/>
+      <w:r>
+        <w:rPr>
+          <w:lang w:val="en-US"/>
+        </w:rPr>
+        <w:t>annualRainClipped</w:t>
+      </w:r>
+      <w:proofErr w:type="spellEnd"/>
+      <w:r>
+        <w:rPr>
+          <w:lang w:val="en-US"/>
+        </w:rPr>
+        <w:t xml:space="preserve"> = </w:t>
+      </w:r>
+      <w:proofErr w:type="spellStart"/>
+      <w:r>
+        <w:rPr>
+          <w:lang w:val="en-US"/>
+        </w:rPr>
+        <w:t>annualRain.clip</w:t>
+      </w:r>
+      <w:proofErr w:type="spellEnd"/>
+      <w:r>
+        <w:rPr>
+          <w:lang w:val="en-US"/>
+        </w:rPr>
+        <w:t>(</w:t>
+      </w:r>
+      <w:proofErr w:type="spellStart"/>
+      <w:r>
+        <w:rPr>
+          <w:lang w:val="en-US"/>
+        </w:rPr>
+        <w:t>aoi</w:t>
+      </w:r>
+      <w:proofErr w:type="spellEnd"/>
+      <w:r>
+        <w:rPr>
+          <w:lang w:val="en-US"/>
+        </w:rPr>
+        <w:t>);</w:t>
+      </w:r>
+    </w:p>
+    <w:p>
+      <w:pPr>
+        <w:rPr>
+          <w:lang w:val="en-US"/>
+        </w:rPr>
+      </w:pPr>
+    </w:p>
+    <w:p>
+      <w:pPr>
+        <w:rPr>
+          <w:lang w:val="en-US"/>
+        </w:rPr>
+      </w:pPr>
+      <w:r>
+        <w:rPr>
+          <w:lang w:val="en-US"/>
+        </w:rPr>
+        <w:t>// --------------------------</w:t>
+      </w:r>
+    </w:p>
+    <w:p>
+      <w:pPr>
+        <w:rPr>
+          <w:lang w:val="en-US"/>
+        </w:rPr>
+      </w:pPr>
+      <w:r>
+        <w:rPr>
+          <w:lang w:val="en-US"/>
+        </w:rPr>
+        <w:t>// 5. Visualize on map</w:t>
+      </w:r>
+    </w:p>
+    <w:p>
+      <w:pPr>
+        <w:rPr>
+          <w:lang w:val="en-US"/>
+        </w:rPr>
+      </w:pPr>
+      <w:proofErr w:type="spellStart"/>
+      <w:r>
+        <w:rPr>
+          <w:lang w:val="en-US"/>
+        </w:rPr>
+        <w:t>Map.centerObject</w:t>
+      </w:r>
+      <w:proofErr w:type="spellEnd"/>
+      <w:r>
+        <w:rPr>
+          <w:lang w:val="en-US"/>
+        </w:rPr>
+        <w:t>(</w:t>
+      </w:r>
+      <w:proofErr w:type="spellStart"/>
+      <w:r>
+        <w:rPr>
+          <w:lang w:val="en-US"/>
+        </w:rPr>
+        <w:t>aoi</w:t>
+      </w:r>
+      <w:proofErr w:type="spellEnd"/>
+      <w:r>
+        <w:rPr>
+          <w:lang w:val="en-US"/>
+        </w:rPr>
+        <w:t>, 9);</w:t>
+      </w:r>
+    </w:p>
+    <w:p>
+      <w:pPr>
+        <w:rPr>
+          <w:lang w:val="en-US"/>
+        </w:rPr>
+      </w:pPr>
+      <w:proofErr w:type="spellStart"/>
+      <w:r>
+        <w:rPr>
+          <w:lang w:val="en-US"/>
+        </w:rPr>
+        <w:t>Map.addLayer</w:t>
+      </w:r>
+      <w:proofErr w:type="spellEnd"/>
+      <w:r>
+        <w:rPr>
+          <w:lang w:val="en-US"/>
+        </w:rPr>
+        <w:t>(</w:t>
+      </w:r>
+      <w:proofErr w:type="spellStart"/>
+      <w:r>
+        <w:rPr>
+          <w:lang w:val="en-US"/>
+        </w:rPr>
+        <w:t>annualRainClipped</w:t>
+      </w:r>
+      <w:proofErr w:type="spellEnd"/>
+      <w:r>
+        <w:rPr>
+          <w:lang w:val="en-US"/>
+        </w:rPr>
+        <w:t>, {</w:t>
+      </w:r>
+    </w:p>
+    <w:p>
+      <w:pPr>
+        <w:rPr>
+          <w:lang w:val="en-US"/>
+        </w:rPr>
+      </w:pPr>
+      <w:r>
+        <w:rPr>
+          <w:lang w:val="en-US"/>
+        </w:rPr>
+        <w:t xml:space="preserve">  min: 0,</w:t>
+      </w:r>
+    </w:p>
+    <w:p>
+      <w:pPr>
+        <w:rPr>
+          <w:lang w:val="en-US"/>
+        </w:rPr>
+      </w:pPr>
+      <w:r>
+        <w:rPr>
+          <w:lang w:val="en-US"/>
+        </w:rPr>
+        <w:t xml:space="preserve">  max: </w:t>
+      </w:r>
+      <w:proofErr w:type="gramStart"/>
+      <w:r>
+        <w:rPr>
+          <w:lang w:val="en-US"/>
+        </w:rPr>
+        <w:t xml:space="preserve">4000,   </w:t>
+      </w:r>
+      <w:proofErr w:type="gramEnd"/>
+      <w:r>
+        <w:rPr>
+          <w:lang w:val="en-US"/>
+        </w:rPr>
+        <w:t xml:space="preserve">             // adjust according to expected rainfall</w:t>
+      </w:r>
+    </w:p>
+    <w:p>
+      <w:pPr>
+        <w:rPr>
+          <w:lang w:val="en-US"/>
+        </w:rPr>
+      </w:pPr>
+      <w:r>
+        <w:rPr>
+          <w:lang w:val="en-US"/>
+        </w:rPr>
+        <w:t xml:space="preserve">  palette: ['</w:t>
+      </w:r>
+      <w:proofErr w:type="spellStart"/>
+      <w:r>
+        <w:rPr>
+          <w:lang w:val="en-US"/>
+        </w:rPr>
+        <w:t>lightblue</w:t>
+      </w:r>
+      <w:proofErr w:type="spellEnd"/>
+      <w:r>
+        <w:rPr>
+          <w:lang w:val="en-US"/>
+        </w:rPr>
+        <w:t>','blue','</w:t>
+      </w:r>
+      <w:proofErr w:type="spellStart"/>
+      <w:r>
+        <w:rPr>
+          <w:lang w:val="en-US"/>
+        </w:rPr>
+        <w:t>darkblue</w:t>
+      </w:r>
+      <w:proofErr w:type="spellEnd"/>
+      <w:r>
+        <w:rPr>
+          <w:lang w:val="en-US"/>
+        </w:rPr>
+        <w:t>']</w:t>
+      </w:r>
+    </w:p>
+    <w:p>
+      <w:pPr>
+        <w:rPr>
+          <w:lang w:val="en-US"/>
+        </w:rPr>
+      </w:pPr>
+      <w:r>
+        <w:rPr>
+          <w:lang w:val="en-US"/>
+        </w:rPr>
+        <w:t>}, 'Annual Rainfall 2017');</w:t>
+      </w:r>
+    </w:p>
+    <w:p>
+      <w:pPr>
+        <w:rPr>
+          <w:lang w:val="en-US"/>
+        </w:rPr>
+      </w:pPr>
+    </w:p>
+    <w:p>
+      <w:pPr>
+        <w:rPr>
+          <w:lang w:val="en-US"/>
+        </w:rPr>
+      </w:pPr>
+      <w:r>
+        <w:rPr>
+          <w:lang w:val="en-US"/>
+        </w:rPr>
+        <w:t>// --------------------------</w:t>
+      </w:r>
+    </w:p>
+    <w:p>
+      <w:pPr>
+        <w:rPr>
+          <w:lang w:val="en-US"/>
+        </w:rPr>
+      </w:pPr>
+      <w:r>
+        <w:rPr>
+          <w:lang w:val="en-US"/>
+        </w:rPr>
+        <w:t xml:space="preserve">// 6. Export the annual rainfall map as </w:t>
+      </w:r>
+      <w:proofErr w:type="spellStart"/>
+      <w:r>
+        <w:rPr>
+          <w:lang w:val="en-US"/>
+        </w:rPr>
+        <w:t>GeoTIFF</w:t>
+      </w:r>
+      <w:proofErr w:type="spellEnd"/>
+    </w:p>
+    <w:p>
+      <w:pPr>
+        <w:rPr>
+          <w:lang w:val="en-US"/>
+        </w:rPr>
+      </w:pPr>
+      <w:proofErr w:type="spellStart"/>
+      <w:proofErr w:type="gramStart"/>
+      <w:r>
+        <w:rPr>
+          <w:lang w:val="en-US"/>
+        </w:rPr>
+        <w:t>Export.image.toDrive</w:t>
+      </w:r>
+      <w:proofErr w:type="spellEnd"/>
+      <w:proofErr w:type="gramEnd"/>
+      <w:r>
+        <w:rPr>
+          <w:lang w:val="en-US"/>
+        </w:rPr>
+        <w:t>({</w:t>
+      </w:r>
+    </w:p>
+    <w:p>
+      <w:pPr>
+        <w:rPr>
+          <w:lang w:val="en-US"/>
+        </w:rPr>
+      </w:pPr>
+      <w:r>
+        <w:rPr>
+          <w:lang w:val="en-US"/>
+        </w:rPr>
+        <w:t xml:space="preserve">  image: </w:t>
+      </w:r>
+      <w:proofErr w:type="spellStart"/>
+      <w:r>
+        <w:rPr>
+          <w:lang w:val="en-US"/>
+        </w:rPr>
+        <w:t>annualRainClipped</w:t>
+      </w:r>
+      <w:proofErr w:type="spellEnd"/>
+      <w:r>
+        <w:rPr>
+          <w:lang w:val="en-US"/>
+        </w:rPr>
+        <w:t>,</w:t>
+      </w:r>
+    </w:p>
+    <w:p>
+      <w:pPr>
+        <w:rPr>
+          <w:lang w:val="en-US"/>
+        </w:rPr>
+      </w:pPr>
+      <w:r>
+        <w:rPr>
+          <w:lang w:val="en-US"/>
+        </w:rPr>
+        <w:t xml:space="preserve">  description: 'AnnualRainfall2017',</w:t>
+      </w:r>
+    </w:p>
+    <w:p>
+      <w:pPr>
+        <w:rPr>
+          <w:lang w:val="en-US"/>
+        </w:rPr>
+      </w:pPr>
+      <w:r>
+        <w:rPr>
+          <w:lang w:val="en-US"/>
+        </w:rPr>
+        <w:t xml:space="preserve">  scale: </w:t>
+      </w:r>
+      <w:proofErr w:type="gramStart"/>
+      <w:r>
+        <w:rPr>
+          <w:lang w:val="en-US"/>
+        </w:rPr>
+        <w:t xml:space="preserve">5000,   </w:t>
+      </w:r>
+      <w:proofErr w:type="gramEnd"/>
+      <w:r>
+        <w:rPr>
+          <w:lang w:val="en-US"/>
+        </w:rPr>
+        <w:t xml:space="preserve">           // adjust for resolution (5km ~ CHIRPS)</w:t>
+      </w:r>
+    </w:p>
+    <w:p>
+      <w:pPr>
+        <w:rPr>
+          <w:lang w:val="en-US"/>
+        </w:rPr>
+      </w:pPr>
+      <w:r>
+        <w:rPr>
+          <w:lang w:val="en-US"/>
+        </w:rPr>
+        <w:t xml:space="preserve">  region: </w:t>
+      </w:r>
+      <w:proofErr w:type="spellStart"/>
+      <w:proofErr w:type="gramStart"/>
+      <w:r>
+        <w:rPr>
+          <w:lang w:val="en-US"/>
+        </w:rPr>
+        <w:t>aoi.geometry</w:t>
+      </w:r>
+      <w:proofErr w:type="spellEnd"/>
+      <w:proofErr w:type="gramEnd"/>
+      <w:r>
+        <w:rPr>
+          <w:lang w:val="en-US"/>
+        </w:rPr>
+        <w:t>(),</w:t>
+      </w:r>
+    </w:p>
+    <w:p>
+      <w:pPr>
+        <w:rPr>
+          <w:lang w:val="en-US"/>
+        </w:rPr>
+      </w:pPr>
+      <w:r>
+        <w:rPr>
+          <w:lang w:val="en-US"/>
+        </w:rPr>
+        <w:t xml:space="preserve">  </w:t>
+      </w:r>
+      <w:proofErr w:type="spellStart"/>
+      <w:r>
+        <w:rPr>
+          <w:lang w:val="en-US"/>
+        </w:rPr>
+        <w:t>fileFormat</w:t>
+      </w:r>
+      <w:proofErr w:type="spellEnd"/>
+      <w:r>
+        <w:rPr>
+          <w:lang w:val="en-US"/>
+        </w:rPr>
+        <w:t>: '</w:t>
+      </w:r>
+      <w:proofErr w:type="spellStart"/>
+      <w:r>
+        <w:rPr>
+          <w:lang w:val="en-US"/>
+        </w:rPr>
+        <w:t>GeoTIFF</w:t>
+      </w:r>
+      <w:proofErr w:type="spellEnd"/>
+      <w:r>
+        <w:rPr>
+          <w:lang w:val="en-US"/>
+        </w:rPr>
+        <w:t>',</w:t>
+      </w:r>
+    </w:p>
+    <w:p>
+      <w:pPr>
+        <w:rPr>
+          <w:lang w:val="en-US"/>
+        </w:rPr>
+      </w:pPr>
+      <w:r>
+        <w:rPr>
+          <w:lang w:val="en-US"/>
+        </w:rPr>
+        <w:t xml:space="preserve">  </w:t>
+      </w:r>
+      <w:proofErr w:type="spellStart"/>
+      <w:r>
+        <w:rPr>
+          <w:lang w:val="en-US"/>
+        </w:rPr>
+        <w:t>maxPixels</w:t>
+      </w:r>
+      <w:proofErr w:type="spellEnd"/>
+      <w:r>
+        <w:rPr>
+          <w:lang w:val="en-US"/>
+        </w:rPr>
+        <w:t>: 1e13</w:t>
+      </w:r>
+    </w:p>
+    <w:p>
+      <w:pPr>
+        <w:rPr>
+          <w:lang w:val="en-US"/>
+        </w:rPr>
+      </w:pPr>
+      <w:r>
+        <w:rPr>
+          <w:lang w:val="en-US"/>
+        </w:rPr>
+        <w:t>});</w:t>
+      </w:r>
+    </w:p>
+    <w:p>
+      <w:pPr>
+        <w:rPr>
+          <w:lang w:val="en-US"/>
+        </w:rPr>
+      </w:pPr>
+    </w:p>
+    <w:p>
+      <w:pPr>
+        <w:rPr>
+          <w:lang w:val="en-US"/>
+        </w:rPr>
+      </w:pPr>
+    </w:p>
+    <w:p>
+      <w:pPr>
+        <w:rPr>
+          <w:lang w:val="en-US"/>
+        </w:rPr>
+      </w:pPr>
+    </w:p>
+    <w:p>
+      <w:pPr>
+        <w:rPr>
+          <w:lang w:val="en-US"/>
+        </w:rPr>
+      </w:pPr>
+    </w:p>
+    <w:p>
+      <w:pPr>
+        <w:rPr>
+          <w:rFonts w:ascii="Times New Roman" w:hAnsi="Times New Roman" w:cs="Times New Roman"/>
+          <w:b/>
+          <w:bCs/>
+          <w:sz w:val="28"/>
+          <w:szCs w:val="28"/>
+          <w:u w:val="single"/>
+          <w:lang w:val="en-US"/>
+        </w:rPr>
+      </w:pPr>
+      <w:r>
+        <w:rPr>
+          <w:rFonts w:ascii="Times New Roman" w:hAnsi="Times New Roman" w:cs="Times New Roman"/>
+          <w:b/>
+          <w:bCs/>
+          <w:sz w:val="28"/>
+          <w:szCs w:val="28"/>
+          <w:u w:val="single"/>
+          <w:lang w:val="en-US"/>
+        </w:rPr>
         <w:lastRenderedPageBreak/>
-        <w:t>var annualRainClipped = annualRain.clip(aoi);</w:t>
-      </w:r>
-    </w:p>
-    <w:p>
-      <w:pPr>
-        <w:rPr>
-          <w:lang w:val="en-US"/>
-        </w:rPr>
-      </w:pPr>
-    </w:p>
-    <w:p>
-      <w:pPr>
-        <w:rPr>
-          <w:lang w:val="en-US"/>
-        </w:rPr>
-      </w:pPr>
-      <w:r>
-        <w:rPr>
-          <w:lang w:val="en-US"/>
-        </w:rPr>
-        <w:t>// --------------------------</w:t>
-      </w:r>
-    </w:p>
-    <w:p>
-      <w:pPr>
-        <w:rPr>
-          <w:lang w:val="en-US"/>
-        </w:rPr>
-      </w:pPr>
-      <w:r>
-        <w:rPr>
-          <w:lang w:val="en-US"/>
-        </w:rPr>
-        <w:t>// 5. Visualize on map</w:t>
-      </w:r>
-    </w:p>
-    <w:p>
-      <w:pPr>
-        <w:rPr>
-          <w:lang w:val="en-US"/>
-        </w:rPr>
-      </w:pPr>
-      <w:r>
-        <w:rPr>
-          <w:lang w:val="en-US"/>
-        </w:rPr>
-        <w:t>Map.centerObject(aoi, 9);</w:t>
-      </w:r>
-    </w:p>
-    <w:p>
-      <w:pPr>
-        <w:rPr>
-          <w:lang w:val="en-US"/>
-        </w:rPr>
-      </w:pPr>
-      <w:r>
-        <w:rPr>
-          <w:lang w:val="en-US"/>
-        </w:rPr>
-        <w:t>Map.addLayer(annualRainClipped, {</w:t>
-      </w:r>
-    </w:p>
-    <w:p>
-      <w:pPr>
-        <w:rPr>
-          <w:lang w:val="en-US"/>
-        </w:rPr>
-      </w:pPr>
-      <w:r>
-        <w:rPr>
-          <w:lang w:val="en-US"/>
-        </w:rPr>
-        <w:t xml:space="preserve">  min: 0,</w:t>
-      </w:r>
-    </w:p>
-    <w:p>
-      <w:pPr>
-        <w:rPr>
-          <w:lang w:val="en-US"/>
-        </w:rPr>
-      </w:pPr>
-      <w:r>
-        <w:rPr>
-          <w:lang w:val="en-US"/>
-        </w:rPr>
-        <w:t xml:space="preserve">  max: 4000,                // adjust according to expected rainfall</w:t>
-      </w:r>
-    </w:p>
-    <w:p>
-      <w:pPr>
-        <w:rPr>
-          <w:lang w:val="en-US"/>
-        </w:rPr>
-      </w:pPr>
-      <w:r>
-        <w:rPr>
-          <w:lang w:val="en-US"/>
-        </w:rPr>
-        <w:t xml:space="preserve">  palette: ['lightblue','blue','darkblue']</w:t>
-      </w:r>
-    </w:p>
-    <w:p>
-      <w:pPr>
-        <w:rPr>
-          <w:lang w:val="en-US"/>
-        </w:rPr>
-      </w:pPr>
-      <w:r>
-        <w:rPr>
-          <w:lang w:val="en-US"/>
-        </w:rPr>
-        <w:t>}, 'Annual Rainfall 2017');</w:t>
-      </w:r>
-    </w:p>
-    <w:p>
-      <w:pPr>
-        <w:rPr>
-          <w:lang w:val="en-US"/>
-        </w:rPr>
-      </w:pPr>
-    </w:p>
-    <w:p>
-      <w:pPr>
-        <w:rPr>
-          <w:lang w:val="en-US"/>
-        </w:rPr>
-      </w:pPr>
-      <w:r>
-        <w:rPr>
-          <w:lang w:val="en-US"/>
-        </w:rPr>
-        <w:t>// --------------------------</w:t>
-      </w:r>
-    </w:p>
-    <w:p>
-      <w:pPr>
-        <w:rPr>
-          <w:lang w:val="en-US"/>
-        </w:rPr>
-      </w:pPr>
-      <w:r>
-        <w:rPr>
-          <w:lang w:val="en-US"/>
-        </w:rPr>
-        <w:t>// 6. Export the annual rainfall map as GeoTIFF</w:t>
-      </w:r>
-    </w:p>
-    <w:p>
-      <w:pPr>
-        <w:rPr>
-          <w:lang w:val="en-US"/>
-        </w:rPr>
-      </w:pPr>
-      <w:r>
-        <w:rPr>
-          <w:lang w:val="en-US"/>
-        </w:rPr>
-        <w:t>Export.image.toDrive({</w:t>
-      </w:r>
-    </w:p>
-    <w:p>
-      <w:pPr>
-        <w:rPr>
-          <w:lang w:val="en-US"/>
-        </w:rPr>
-      </w:pPr>
-      <w:r>
-        <w:rPr>
-          <w:lang w:val="en-US"/>
-        </w:rPr>
-        <w:t xml:space="preserve">  image: annualRainClipped,</w:t>
-      </w:r>
-    </w:p>
-    <w:p>
-      <w:pPr>
-        <w:rPr>
-          <w:lang w:val="en-US"/>
-        </w:rPr>
-      </w:pPr>
-      <w:r>
-        <w:rPr>
-          <w:lang w:val="en-US"/>
-        </w:rPr>
-        <w:t xml:space="preserve">  description: 'AnnualRainfall2017',</w:t>
-      </w:r>
-    </w:p>
-    <w:p>
-      <w:pPr>
-        <w:rPr>
-          <w:lang w:val="en-US"/>
-        </w:rPr>
-      </w:pPr>
-      <w:r>
-        <w:rPr>
-          <w:lang w:val="en-US"/>
-        </w:rPr>
-        <w:t xml:space="preserve">  scale: 5000,              // adjust for resolution (5km ~ CHIRPS)</w:t>
-      </w:r>
-    </w:p>
-    <w:p>
-      <w:pPr>
-        <w:rPr>
-          <w:lang w:val="en-US"/>
-        </w:rPr>
-      </w:pPr>
-      <w:r>
-        <w:rPr>
-          <w:lang w:val="en-US"/>
-        </w:rPr>
-        <w:t xml:space="preserve">  region: aoi.geometry(),</w:t>
-      </w:r>
-    </w:p>
-    <w:p>
-      <w:pPr>
-        <w:rPr>
-          <w:lang w:val="en-US"/>
-        </w:rPr>
-      </w:pPr>
-      <w:r>
-        <w:rPr>
-          <w:lang w:val="en-US"/>
-        </w:rPr>
-        <w:t xml:space="preserve">  fileFormat: 'GeoTIFF',</w:t>
-      </w:r>
-    </w:p>
-    <w:p>
-      <w:pPr>
-        <w:rPr>
-          <w:lang w:val="en-US"/>
-        </w:rPr>
-      </w:pPr>
-      <w:r>
-        <w:rPr>
-          <w:lang w:val="en-US"/>
-        </w:rPr>
-        <w:t xml:space="preserve">  maxPixels: 1e13</w:t>
-      </w:r>
-    </w:p>
-    <w:p>
-      <w:pPr>
-        <w:rPr>
-          <w:lang w:val="en-US"/>
-        </w:rPr>
-      </w:pPr>
-      <w:r>
-        <w:rPr>
-          <w:lang w:val="en-US"/>
-        </w:rPr>
-        <w:t>});</w:t>
-      </w:r>
-    </w:p>
-    <w:p>
-      <w:pPr>
-        <w:rPr>
-          <w:lang w:val="en-US"/>
-        </w:rPr>
-      </w:pPr>
-    </w:p>
-    <w:p>
-      <w:pPr>
-        <w:rPr>
-          <w:lang w:val="en-US"/>
-        </w:rPr>
-      </w:pPr>
-    </w:p>
-    <w:p>
-      <w:pPr>
-        <w:rPr>
-          <w:lang w:val="en-US"/>
-        </w:rPr>
-      </w:pPr>
-    </w:p>
-    <w:p>
-      <w:pPr>
-        <w:rPr>
-          <w:lang w:val="en-US"/>
-        </w:rPr>
-      </w:pPr>
-    </w:p>
-    <w:p>
-      <w:pPr>
-        <w:rPr>
-          <w:lang w:val="en-US"/>
-        </w:rPr>
-      </w:pPr>
-    </w:p>
-    <w:p>
-      <w:pPr>
-        <w:rPr>
-          <w:lang w:val="en-US"/>
-        </w:rPr>
-      </w:pPr>
-    </w:p>
-    <w:p>
-      <w:pPr>
-        <w:rPr>
-          <w:lang w:val="en-US"/>
-        </w:rPr>
-      </w:pPr>
-    </w:p>
-    <w:p>
-      <w:pPr>
-        <w:rPr>
-          <w:lang w:val="en-US"/>
-        </w:rPr>
-      </w:pPr>
-      <w:r>
-        <w:rPr>
-          <w:lang w:val="en-US"/>
-        </w:rPr>
-        <w:lastRenderedPageBreak/>
-        <w:t>Weighted overlay</w:t>
-      </w:r>
-    </w:p>
-    <w:p>
-      <w:pPr>
-        <w:rPr>
-          <w:lang w:val="en-US"/>
-        </w:rPr>
-      </w:pPr>
-      <w:r>
-        <w:rPr>
+        <w:t xml:space="preserve">Weighted </w:t>
+      </w:r>
+      <w:r>
+        <w:rPr>
+          <w:rFonts w:ascii="Times New Roman" w:hAnsi="Times New Roman" w:cs="Times New Roman"/>
+          <w:b/>
+          <w:bCs/>
+          <w:sz w:val="28"/>
+          <w:szCs w:val="28"/>
+          <w:u w:val="single"/>
+          <w:lang w:val="en-US"/>
+        </w:rPr>
+        <w:t>O</w:t>
+      </w:r>
+      <w:r>
+        <w:rPr>
+          <w:rFonts w:ascii="Times New Roman" w:hAnsi="Times New Roman" w:cs="Times New Roman"/>
+          <w:b/>
+          <w:bCs/>
+          <w:sz w:val="28"/>
+          <w:szCs w:val="28"/>
+          <w:u w:val="single"/>
+          <w:lang w:val="en-US"/>
+        </w:rPr>
+        <w:t>verlay</w:t>
+      </w:r>
+      <w:r>
+        <w:rPr>
+          <w:rFonts w:ascii="Times New Roman" w:hAnsi="Times New Roman" w:cs="Times New Roman"/>
+          <w:b/>
+          <w:bCs/>
+          <w:sz w:val="28"/>
+          <w:szCs w:val="28"/>
+          <w:u w:val="single"/>
+          <w:lang w:val="en-US"/>
+        </w:rPr>
+        <w:t xml:space="preserve"> INFLUENCE</w:t>
+      </w:r>
+    </w:p>
+    <w:p>
+      <w:pPr>
+        <w:rPr>
+          <w:rFonts w:ascii="Times New Roman" w:hAnsi="Times New Roman" w:cs="Times New Roman"/>
+          <w:lang w:val="en-US"/>
+        </w:rPr>
+      </w:pPr>
+    </w:p>
+    <w:p>
+      <w:pPr>
+        <w:rPr>
+          <w:lang w:val="en-US"/>
+        </w:rPr>
+      </w:pPr>
+      <w:r>
+        <w:rPr>
+          <w:noProof/>
           <w:lang w:val="en-US"/>
         </w:rPr>
         <w:drawing>
@@ -1132,6 +1712,7 @@
       </w:pPr>
       <w:r>
         <w:rPr>
+          <w:noProof/>
           <w:lang w:val="en-US"/>
         </w:rPr>
         <w:drawing>
@@ -1179,6 +1760,7 @@
       </w:pPr>
       <w:r>
         <w:rPr>
+          <w:noProof/>
           <w:lang w:val="en-US"/>
         </w:rPr>
         <w:lastRenderedPageBreak/>
@@ -1227,6 +1809,7 @@
       </w:pPr>
       <w:r>
         <w:rPr>
+          <w:noProof/>
           <w:lang w:val="en-US"/>
         </w:rPr>
         <w:drawing>
@@ -2116,6 +2699,7 @@
   <w:style w:type="character" w:default="1" w:styleId="DefaultParagraphFont">
     <w:name w:val="Default Paragraph Font"/>
     <w:uiPriority w:val="1"/>
+    <w:semiHidden/>
     <w:unhideWhenUsed/>
   </w:style>
   <w:style w:type="table" w:default="1" w:styleId="TableNormal">
